--- a/docs/SRS.docx
+++ b/docs/SRS.docx
@@ -5017,7 +5017,7 @@
         <w:rPr>
           <w:rFonts w:hint="default" w:ascii="Tahoma" w:hAnsi="Tahoma" w:cs="Tahoma"/>
         </w:rPr>
-        <w:t>The system is built on a modern technology stack. The web-based interface runs on React.js, while the mobile attendance application is developed using React Native. Laravel handles the backend, managing system requests and core business logic, with MySQL serving as the centralized database. SQLite is used for local storage on the mobile application, enabling offline attendance recording at the site level.</w:t>
+        <w:t>The system is built on a modern technology stack. The web-based interface runs on React.js, while the mobile attendance application is developed using React Native. Laravel handles the backend, managing system requests and core business logic, with MySQL serving as the centralized database. A Redis Cluster sits in front of MySQL as a cache for frequently read data, such as the dashboard and the lists behind filters and forms. It holds copies only: MySQL remains the single store of record, and if the cache becomes unavailable the system keeps working from MySQL, more slowly. SQLite is used for local storage on the mobile application, enabling offline attendance recording at the site level.</w:t>
       </w:r>
     </w:p>
     <w:p>
@@ -6274,7 +6274,7 @@
         <w:rPr>
           <w:rFonts w:hint="default" w:ascii="Tahoma" w:hAnsi="Tahoma" w:cs="Tahoma"/>
         </w:rPr>
-        <w:t xml:space="preserve"> The system relies on technologies such as React.js, React Native, Laravel, MySQL, and SQLite, which must be properly configured and maintained for the system to function correctly.</w:t>
+        <w:t xml:space="preserve"> The system relies on technologies such as React.js, React Native, Laravel, MySQL, Redis, and SQLite, which must be properly configured and maintained for the system to function correctly.</w:t>
       </w:r>
     </w:p>
     <w:p>
@@ -6306,6 +6306,37 @@
           <w:rFonts w:hint="default" w:ascii="Tahoma" w:hAnsi="Tahoma" w:cs="Tahoma"/>
         </w:rPr>
         <w:t xml:space="preserve"> The central database must be available and properly configured to store and retrieve employee, attendance, leave, payroll, and other system records.</w:t>
+      </w:r>
+    </w:p>
+    <w:p>
+      <w:pPr>
+        <w:keepNext w:val="0"/>
+        <w:keepLines w:val="0"/>
+        <w:widowControl/>
+        <w:numPr>
+          <w:ilvl w:val="0"/>
+          <w:numId w:val="5"/>
+        </w:numPr>
+        <w:suppressLineNumbers w:val="0"/>
+        <w:spacing w:before="0" w:beforeAutospacing="1" w:after="0" w:afterAutospacing="1" w:line="360" w:lineRule="auto"/>
+        <w:ind w:left="720" w:hanging="360"/>
+        <w:jc w:val="both"/>
+        <w:rPr>
+          <w:rFonts w:hint="default" w:ascii="Tahoma" w:hAnsi="Tahoma" w:cs="Tahoma"/>
+        </w:rPr>
+      </w:pPr>
+      <w:r>
+        <w:rPr>
+          <w:rStyle w:val="24"/>
+          <w:rFonts w:hint="default" w:ascii="Tahoma" w:hAnsi="Tahoma" w:cs="Tahoma"/>
+        </w:rPr>
+        <w:t>Cache Availability:</w:t>
+      </w:r>
+      <w:r>
+        <w:rPr>
+          <w:rFonts w:hint="default" w:ascii="Tahoma" w:hAnsi="Tahoma" w:cs="Tahoma"/>
+        </w:rPr>
+        <w:t xml:space="preserve"> The Redis cache is not required for correct operation. When it is unavailable, every request is served from the central database, and responses are slower but not affected otherwise.</w:t>
       </w:r>
     </w:p>
     <w:p>
@@ -7596,6 +7627,40 @@
           <w:szCs w:val="24"/>
         </w:rPr>
         <w:t xml:space="preserve"> MySQL</w:t>
+      </w:r>
+      <w:r>
+        <w:rPr>
+          <w:rFonts w:hint="default" w:ascii="Tahoma" w:hAnsi="Tahoma" w:cs="Tahoma"/>
+          <w:sz w:val="24"/>
+          <w:szCs w:val="24"/>
+        </w:rPr>
+        <w:br w:type="textWrapping"/>
+      </w:r>
+      <w:r>
+        <w:rPr>
+          <w:rFonts w:hint="default" w:ascii="Tahoma" w:hAnsi="Tahoma" w:cs="Tahoma"/>
+          <w:sz w:val="24"/>
+          <w:szCs w:val="24"/>
+          <w:lang w:val="en-US"/>
+        </w:rPr>
+        <w:tab/>
+      </w:r>
+      <w:r>
+        <w:rPr>
+          <w:rStyle w:val="24"/>
+          <w:rFonts w:hint="default" w:ascii="Tahoma" w:hAnsi="Tahoma" w:cs="Tahoma"/>
+          <w:sz w:val="24"/>
+          <w:szCs w:val="24"/>
+        </w:rPr>
+        <w:t>Cache:</w:t>
+      </w:r>
+      <w:r>
+        <w:rPr>
+          <w:rFonts w:hint="default" w:ascii="Tahoma" w:hAnsi="Tahoma" w:cs="Tahoma"/>
+          <w:sz w:val="24"/>
+          <w:szCs w:val="24"/>
+        </w:rPr>
+        <w:t xml:space="preserve"> Redis 7 Cluster (three primary nodes, each with a replica)</w:t>
       </w:r>
     </w:p>
     <w:p>
@@ -11430,7 +11495,7 @@
           <w:sz w:val="24"/>
           <w:szCs w:val="24"/>
         </w:rPr>
-        <w:t>The HRIS is developed using a combination of web, mobile, backend, and database technologies. React.js is used for the web-based user interface, while React Native is used for the mobile attendance application. Laravel and PHP are used for backend processing and system logic. MySQL serves as the primary database, while SQLite is used for local storage of attendance records in the mobile application.</w:t>
+        <w:t>The HRIS is developed using a combination of web, mobile, backend, and database technologies. React.js is used for the web-based user interface, while React Native is used for the mobile attendance application. Laravel and PHP are used for backend processing and system logic. MySQL serves as the primary database, with a Redis Cluster used only as a cache in front of it, while SQLite is used for local storage of attendance records in the mobile application.</w:t>
       </w:r>
     </w:p>
     <w:p>

--- a/docs/SRS.docx
+++ b/docs/SRS.docx
@@ -5470,6 +5470,14 @@
     </w:p>
     <w:p>
       <w:pPr>
+        <w:pStyle w:val="1"/>
+      </w:pPr>
+      <w:r>
+        <w:t xml:space="preserve">FR-11 Worker Self-Service Portal – Allows a Worker or Operator to activate their own web-portal account and view only their own attendance records and approved payslips. Activation presents the employee code, date of birth, and a new password; the server strictly scopes the portal to the employee's own data. An add-on outside the 10 x 10% phase weighting; defined in §3.2.5.</w:t>
+      </w:r>
+    </w:p>
+    <w:p>
+      <w:pPr>
         <w:pStyle w:val="5"/>
         <w:numPr>
           <w:ilvl w:val="1"/>
@@ -5649,17 +5657,7 @@
         </w:rPr>
       </w:pPr>
       <w:r>
-        <w:rPr>
-          <w:rStyle w:val="24"/>
-          <w:rFonts w:hint="default" w:ascii="Tahoma" w:hAnsi="Tahoma" w:cs="Tahoma"/>
-        </w:rPr>
-        <w:t>Executive</w:t>
-      </w:r>
-      <w:r>
-        <w:rPr>
-          <w:rFonts w:hint="default" w:ascii="Tahoma" w:hAnsi="Tahoma" w:cs="Tahoma"/>
-        </w:rPr>
-        <w:t xml:space="preserve"> – Views analytics dashboards and reviews audit logs for compliance oversight; read-only access.</w:t>
+        <w:t>Worker – A field worker on a crew; signs into the web worker portal (§3.2.5) to view their own attendance and payslips. No staff login.</w:t>
       </w:r>
     </w:p>
     <w:p>
@@ -5680,17 +5678,7 @@
         </w:rPr>
       </w:pPr>
       <w:r>
-        <w:rPr>
-          <w:rStyle w:val="24"/>
-          <w:rFonts w:hint="default" w:ascii="Tahoma" w:hAnsi="Tahoma" w:cs="Tahoma"/>
-        </w:rPr>
-        <w:t>Worker</w:t>
-      </w:r>
-      <w:r>
-        <w:rPr>
-          <w:rFonts w:hint="default" w:ascii="Tahoma" w:hAnsi="Tahoma" w:cs="Tahoma"/>
-        </w:rPr>
-        <w:t xml:space="preserve"> – A field worker on a crew; a record-only classification with no HRIS login of their own.</w:t>
+        <w:t>Operator – A heavy equipment operator; same portal-only sign-in as Worker.</w:t>
       </w:r>
     </w:p>
     <w:p>
@@ -9177,6 +9165,30 @@
     </w:p>
     <w:p>
       <w:pPr>
+        <w:pStyle w:val="4"/>
+      </w:pPr>
+      <w:r>
+        <w:t xml:space="preserve">3.2.1.11 (UC-11) Worker Self-Service Portal Use Case</w:t>
+      </w:r>
+    </w:p>
+    <w:p>
+      <w:pPr>
+        <w:pStyle w:val="4"/>
+      </w:pPr>
+      <w:r>
+        <w:t xml:space="preserve">(Use case diagram to be attached.)</w:t>
+      </w:r>
+    </w:p>
+    <w:p>
+      <w:pPr>
+        <w:pStyle w:val="4"/>
+      </w:pPr>
+      <w:r>
+        <w:t xml:space="preserve">Figure 21.0 Worker Self-Service Portal Use Case</w:t>
+      </w:r>
+    </w:p>
+    <w:p>
+      <w:pPr>
         <w:keepNext/>
         <w:widowControl w:val="0"/>
         <w:numPr>
@@ -11195,6 +11207,144 @@
           <w:lang w:val="en-US"/>
         </w:rPr>
         <w:t>Prototype</w:t>
+      </w:r>
+    </w:p>
+    <w:p>
+      <w:pPr>
+        <w:pStyle w:val="4"/>
+      </w:pPr>
+      <w:r>
+        <w:t xml:space="preserve">3.2.2.11 (PR-11) Worker Self-Service Portal Prototype</w:t>
+      </w:r>
+    </w:p>
+    <w:p>
+      <w:pPr>
+        <w:pStyle w:val="4"/>
+      </w:pPr>
+      <w:r>
+        <w:t xml:space="preserve">(Prototype screen to be attached.)</w:t>
+      </w:r>
+    </w:p>
+    <w:p>
+      <w:pPr>
+        <w:pStyle w:val="4"/>
+      </w:pPr>
+      <w:r>
+        <w:t xml:space="preserve">Figure 22.0 Worker Self-Service Portal Prototype</w:t>
+      </w:r>
+    </w:p>
+    <w:p>
+      <w:pPr>
+        <w:pStyle w:val="6"/>
+      </w:pPr>
+      <w:r>
+        <w:t xml:space="preserve">3.2.5 Worker Self-Service Portal (FR-11, UC-11)</w:t>
+      </w:r>
+    </w:p>
+    <w:p>
+      <w:pPr>
+        <w:pStyle w:val="4"/>
+      </w:pPr>
+      <w:r>
+        <w:t xml:space="preserve">The Worker Self-Service Portal is an add-on: it sits outside the original UC-01 to UC-10 / FR-01 to FR-10 set and outside the 10 x 10% phase weighting. Where §2.3 still describes Worker and Operator as record-only roles with no HRIS sign-in, this section supersedes that for employees who have activated a portal account.</w:t>
+      </w:r>
+    </w:p>
+    <w:p>
+      <w:pPr>
+        <w:pStyle w:val="4"/>
+      </w:pPr>
+      <w:r>
+        <w:rPr>
+          <w:b/>
+        </w:rPr>
+        <w:t xml:space="preserve">Actor. </w:t>
+      </w:r>
+      <w:r>
+        <w:t xml:space="preserve">A Worker or Operator – a field employee whose role carries no staff login. The portal is the only HRIS surface they may sign into.</w:t>
+      </w:r>
+    </w:p>
+    <w:p>
+      <w:pPr>
+        <w:pStyle w:val="4"/>
+      </w:pPr>
+      <w:r>
+        <w:rPr>
+          <w:b/>
+        </w:rPr>
+        <w:t xml:space="preserve">Activation. </w:t>
+      </w:r>
+      <w:r>
+        <w:t xml:space="preserve">A worker activates by presenting their employee code, date of birth, and a new password. Activation is refused once a password is already set, for a staff role, or for a separated employee. A failure that could reveal whether an employee code or a date of birth is valid returns one generic message, so the endpoint cannot probe either; the password-policy failures (too short, equal to the code, unreadable, or spelling the submitted birthday) are each answered in their own words and bump only the per-IP counter. Attempts are rate-limited per code (tight) and per IP (looser); the password must be at least 8 characters, must not equal the code, and its digits must not contain the birthday in any common ordering. Activation is atomic – only an employee with no password can be activated – and a success is audit-logged with the IP.</w:t>
+      </w:r>
+    </w:p>
+    <w:p>
+      <w:pPr>
+        <w:pStyle w:val="4"/>
+      </w:pPr>
+      <w:r>
+        <w:rPr>
+          <w:b/>
+        </w:rPr>
+        <w:t xml:space="preserve">Sign-in. </w:t>
+      </w:r>
+      <w:r>
+        <w:t xml:space="preserve">A portal account signs in through the same login endpoint as staff. The backend opened portal sign-in one commit before the web portal and the mobile refusal landed; since W3 closed that gap, sign-in and the portal move together. Portal sessions live in the tab only, never persisted for shared phones, and portal tokens expire after about 2 hours (staff web 12 hours, foreman mobile 30 days, decided server-side from role).</w:t>
+      </w:r>
+    </w:p>
+    <w:p>
+      <w:pPr>
+        <w:pStyle w:val="4"/>
+      </w:pPr>
+      <w:r>
+        <w:rPr>
+          <w:b/>
+        </w:rPr>
+        <w:t xml:space="preserve">Deny by default. </w:t>
+      </w:r>
+      <w:r>
+        <w:t xml:space="preserve">A Worker or Operator may reach only auth/me, auth/logout, auth/password (their own password change), me/attendance, and me/payslips. Every other authenticated route returns 403 for a portal role; one middleware enforces the allowlist by route name, and later routes are covered automatically, as proven by a route-sweep test. A separated employee of any role is refused on every request except auth/logout, so a live token cannot outlive the separation.</w:t>
+      </w:r>
+    </w:p>
+    <w:p>
+      <w:pPr>
+        <w:pStyle w:val="4"/>
+      </w:pPr>
+      <w:r>
+        <w:rPr>
+          <w:b/>
+        </w:rPr>
+        <w:t xml:space="preserve">View-only, their own data only. </w:t>
+      </w:r>
+      <w:r>
+        <w:t xml:space="preserve">The portal shows, for the signed-in employee alone: My attendance (date, status, time in and out, how the time-out was recorded, review state in plain words; the window is optional and defaults to the current pay period, and every response carries the period block the page steps through) and My payslips (approved runs only, contributions itemised; visible once HR approves the run). There is no employee-id parameter anywhere.</w:t>
+      </w:r>
+    </w:p>
+    <w:p>
+      <w:pPr>
+        <w:pStyle w:val="4"/>
+      </w:pPr>
+      <w:r>
+        <w:rPr>
+          <w:b/>
+        </w:rPr>
+        <w:t xml:space="preserve">Account recovery (reset) and password change. </w:t>
+      </w:r>
+      <w:r>
+        <w:t xml:space="preserve">When access has been hijacked or must be withdrawn, HR Reset portal access sets a random temporary password and revokes the worker's tokens; the password is shown once and handed over in person, and self-activation stays refused. The worker then changes it to one of their own inside the portal (wrong-current guesses throttled per account; every other session dies, the current one survives). There is no forced rotation at first sign-in. A worker's first credential is self-set at activation; every later one comes from HR's reset, so HR can transiently log in as a worker through the reset flow, visibly and with an audit row – never by knowing a secret. No self-serve reset exists.</w:t>
+      </w:r>
+    </w:p>
+    <w:p>
+      <w:pPr>
+        <w:pStyle w:val="4"/>
+      </w:pPr>
+      <w:r>
+        <w:rPr>
+          <w:b/>
+        </w:rPr>
+        <w:t xml:space="preserve">Mobile. </w:t>
+      </w:r>
+      <w:r>
+        <w:t xml:space="preserve">The mobile attendance app is foreman-only: anyone whose role is not foreman is refused at sign-in after the just-issued token is revoked. Acting foremen always carry the foreman role, so no legitimate user is locked out.</w:t>
       </w:r>
     </w:p>
     <w:p>

--- a/docs/SRS.docx
+++ b/docs/SRS.docx
@@ -11282,13 +11282,21 @@
         <w:pStyle w:val="4"/>
       </w:pPr>
       <w:r>
+        <w:t>Sign-in. A portal account signs in through the same login endpoint as staff. Sign-in and the portal ship together, so a worker is never logged in with nowhere to go. Portal sessions live in the tab only, never persisted for shared phones, and portal tokens expire after about 2 hours (staff web 12 hours, foreman mobile 30 days, decided server-side from role).</w:t>
+      </w:r>
+    </w:p>
+    <w:p>
+      <w:pPr>
+        <w:pStyle w:val="4"/>
+      </w:pPr>
+      <w:r>
         <w:rPr>
           <w:b/>
         </w:rPr>
-        <w:t xml:space="preserve">Sign-in. </w:t>
-      </w:r>
-      <w:r>
-        <w:t xml:space="preserve">A portal account signs in through the same login endpoint as staff. The backend opened portal sign-in one commit before the web portal and the mobile refusal landed; since W3 closed that gap, sign-in and the portal move together. Portal sessions live in the tab only, never persisted for shared phones, and portal tokens expire after about 2 hours (staff web 12 hours, foreman mobile 30 days, decided server-side from role).</w:t>
+        <w:t xml:space="preserve">Deny by default. </w:t>
+      </w:r>
+      <w:r>
+        <w:t xml:space="preserve">A Worker or Operator may reach only auth/me, auth/logout, auth/password (their own password change), me/attendance, and me/payslips. Every other authenticated route returns 403 for a portal role; one middleware enforces the allowlist by route name, and later routes are covered automatically, as proven by a route-sweep test. A separated employee of any role is refused on every request except auth/logout, so a live token cannot outlive the separation.</w:t>
       </w:r>
     </w:p>
     <w:p>
@@ -11299,10 +11307,10 @@
         <w:rPr>
           <w:b/>
         </w:rPr>
-        <w:t xml:space="preserve">Deny by default. </w:t>
-      </w:r>
-      <w:r>
-        <w:t xml:space="preserve">A Worker or Operator may reach only auth/me, auth/logout, auth/password (their own password change), me/attendance, and me/payslips. Every other authenticated route returns 403 for a portal role; one middleware enforces the allowlist by route name, and later routes are covered automatically, as proven by a route-sweep test. A separated employee of any role is refused on every request except auth/logout, so a live token cannot outlive the separation.</w:t>
+        <w:t xml:space="preserve">View-only, their own data only. </w:t>
+      </w:r>
+      <w:r>
+        <w:t xml:space="preserve">The portal shows, for the signed-in employee alone: My attendance (date, status, time in and out, how the time-out was recorded, review state in plain words; the window is optional and defaults to the current pay period, and every response carries the period block the page steps through) and My payslips (approved runs only, contributions itemised; visible once HR approves the run). There is no employee-id parameter anywhere.</w:t>
       </w:r>
     </w:p>
     <w:p>
@@ -11310,27 +11318,7 @@
         <w:pStyle w:val="4"/>
       </w:pPr>
       <w:r>
-        <w:rPr>
-          <w:b/>
-        </w:rPr>
-        <w:t xml:space="preserve">View-only, their own data only. </w:t>
-      </w:r>
-      <w:r>
-        <w:t xml:space="preserve">The portal shows, for the signed-in employee alone: My attendance (date, status, time in and out, how the time-out was recorded, review state in plain words; the window is optional and defaults to the current pay period, and every response carries the period block the page steps through) and My payslips (approved runs only, contributions itemised; visible once HR approves the run). There is no employee-id parameter anywhere.</w:t>
-      </w:r>
-    </w:p>
-    <w:p>
-      <w:pPr>
-        <w:pStyle w:val="4"/>
-      </w:pPr>
-      <w:r>
-        <w:rPr>
-          <w:b/>
-        </w:rPr>
-        <w:t xml:space="preserve">Account recovery (reset) and password change. </w:t>
-      </w:r>
-      <w:r>
-        <w:t xml:space="preserve">When access has been hijacked or must be withdrawn, HR Reset portal access sets a random temporary password and revokes the worker's tokens; the password is shown once and handed over in person, and self-activation stays refused. The worker then changes it to one of their own inside the portal (wrong-current guesses throttled per account; every other session dies, the current one survives). There is no forced rotation at first sign-in. A worker's first credential is self-set at activation; every later one comes from HR's reset, so HR can transiently log in as a worker through the reset flow, visibly and with an audit row – never by knowing a secret. No self-serve reset exists.</w:t>
+        <w:t>Account recovery (reset) and password change. When access has been hijacked or must be withdrawn, HR Reset portal access sets a random temporary password and revokes the worker's tokens; the password is shown once and handed over in person, and self-activation stays refused. The worker then changes it to one of their own inside the portal (wrong-current guesses throttled per account; every other session dies, the current one survives). There is no forced rotation at first sign-in. A worker's first credential is self-set at activation; every later one comes from HR's reset, so HR can issue a working credential for any worker only through the audited reset flow – transiently and visibly, never by knowing a secret. No self-serve reset exists.</w:t>
       </w:r>
     </w:p>
     <w:p>
